--- a/docs/Blue-IQ_Resume_Parser_Knowledge_Book.docx
+++ b/docs/Blue-IQ_Resume_Parser_Knowledge_Book.docx
@@ -1059,6 +1059,28 @@
           </w:p>
         </w:tc>
       </w:tr>
+      <w:tr>
+        <w:tc>
+          <w:tcPr>
+            <w:tcW w:type="dxa" w:w="4320"/>
+          </w:tcPr>
+          <w:p>
+            <w:r>
+              <w:t>Async queue</w:t>
+            </w:r>
+          </w:p>
+        </w:tc>
+        <w:tc>
+          <w:tcPr>
+            <w:tcW w:type="dxa" w:w="4320"/>
+          </w:tcPr>
+          <w:p>
+            <w:r>
+              <w:t>Amazon SQS + dead-letter queue (DLQ), draining a dedicated Worker Lambda</w:t>
+            </w:r>
+          </w:p>
+        </w:tc>
+      </w:tr>
     </w:tbl>
     <w:p>
       <w:pPr>
@@ -1109,7 +1131,7 @@
           <w:i w:val="0"/>
           <w:sz w:val="21"/>
         </w:rPr>
-        <w:t>One AWS Lambda (a container image, region us-east-2) serves both the HTTP API and the asynchronous worker, which it triggers by self-invoking. State lives in DynamoDB; temporary files live in S3 and are deleted immediately after parsing.</w:t>
+        <w:t>Two AWS Lambda functions from one container image (region us-east-2). The API Lambda serves the HTTP API and, for async work, pushes a job onto an Amazon SQS queue and returns in about a second; a separate Worker Lambda drains that queue and runs the heavy OCR / multi-agent pipeline, sized for that load independently. A dead-letter queue captures jobs that fail past their retries as an alertable event. State lives in DynamoDB; temporary files live in S3 and are deleted immediately after parsing.</w:t>
       </w:r>
     </w:p>
     <w:p>
@@ -5860,18 +5882,25 @@
         <w:rPr>
           <w:b w:val="0"/>
         </w:rPr>
+        <w:t>Compute – two AWS Lambda functions from one image (container, us-east-2): an API Lambda (HTTP) and a Worker Lambda (async parse), decoupled by an SQS queue and sized independently.</w:t>
       </w:r>
       <w:r>
         <w:rPr>
           <w:b/>
         </w:rPr>
-        <w:t>Compute</w:t>
       </w:r>
       <w:r>
         <w:rPr>
           <w:b w:val="0"/>
         </w:rPr>
-        <w:t xml:space="preserve"> — one AWS Lambda (container, us-east-2) serves the API and the async worker.</w:t>
+      </w:r>
+    </w:p>
+    <w:p>
+      <w:pPr>
+        <w:pStyle w:val="ListBullet"/>
+      </w:pPr>
+      <w:r>
+        <w:t>Async queue – Amazon SQS carries parse jobs from the API to the Worker; a dead-letter queue holds messages that fail past 3 retries (an alertable poison-message signal), and queue depth is the backpressure metric.</w:t>
       </w:r>
     </w:p>
     <w:p>
@@ -5929,18 +5958,17 @@
         <w:rPr>
           <w:b w:val="0"/>
         </w:rPr>
+        <w:t>Deployment – push to main builds the image, pushes to ECR, updates BOTH Lambdas (API + Worker), runs a health smoke test.</w:t>
       </w:r>
       <w:r>
         <w:rPr>
           <w:b/>
         </w:rPr>
-        <w:t>Deployment</w:t>
       </w:r>
       <w:r>
         <w:rPr>
           <w:b w:val="0"/>
         </w:rPr>
-        <w:t xml:space="preserve"> — push to main builds the image, pushes to ECR, updates the Lambda, runs a health smoke test.</w:t>
       </w:r>
     </w:p>
     <w:p>
@@ -6654,7 +6682,7 @@
           <w:i w:val="0"/>
           <w:sz w:val="21"/>
         </w:rPr>
-        <w:t>GPT-4.1-mini, with deterministic decoding (temperature 0, fixed seed) so identical resumes parse consistently.</w:t>
+        <w:t>GPT-4.1-mini, with deterministic decoding (temperature 0, fixed seed) so identical resumes parse consistently. An optional same-model fallback to Azure OpenAI can be enabled for provider-outage resilience; because it uses the same model and settings, results do not change.</w:t>
       </w:r>
     </w:p>
     <w:p/>
@@ -7353,6 +7381,70 @@
           </w:p>
         </w:tc>
       </w:tr>
+      <w:tr>
+        <w:tc>
+          <w:tcPr>
+            <w:tcW w:type="dxa" w:w="2880"/>
+          </w:tcPr>
+          <w:p>
+            <w:r>
+              <w:t>SQS async worker + DLQ</w:t>
+            </w:r>
+          </w:p>
+        </w:tc>
+        <w:tc>
+          <w:tcPr>
+            <w:tcW w:type="dxa" w:w="2880"/>
+          </w:tcPr>
+          <w:p>
+            <w:r>
+              <w:t>The API enqueues async jobs onto Amazon SQS; a separate Worker Lambda drains them, with a dead-letter queue for messages that fail past 3 retries.</w:t>
+            </w:r>
+          </w:p>
+        </w:tc>
+        <w:tc>
+          <w:tcPr>
+            <w:tcW w:type="dxa" w:w="2880"/>
+          </w:tcPr>
+          <w:p>
+            <w:r>
+              <w:t>Decouples the fast request path from the heavy parse; adds free retry on transient faults, a queue-depth backpressure metric, and an alertable poison-message signal.</w:t>
+            </w:r>
+          </w:p>
+        </w:tc>
+      </w:tr>
+      <w:tr>
+        <w:tc>
+          <w:tcPr>
+            <w:tcW w:type="dxa" w:w="2880"/>
+          </w:tcPr>
+          <w:p>
+            <w:r>
+              <w:t>LLM resilience layer</w:t>
+            </w:r>
+          </w:p>
+        </w:tc>
+        <w:tc>
+          <w:tcPr>
+            <w:tcW w:type="dxa" w:w="2880"/>
+          </w:tcPr>
+          <w:p>
+            <w:r>
+              <w:t>Every model call goes through one executor: retry with backoff+jitter on 429/5xx/timeout (honoring Retry-After), a circuit breaker that fast-fails to the deterministic floor during an outage, and an optional same-model Azure fallback.</w:t>
+            </w:r>
+          </w:p>
+        </w:tc>
+        <w:tc>
+          <w:tcPr>
+            <w:tcW w:type="dxa" w:w="2880"/>
+          </w:tcPr>
+          <w:p>
+            <w:r>
+              <w:t>A provider blip no longer fails both parse paths in lockstep; jobs degrade fast instead of hanging, and recovery is automatic.</w:t>
+            </w:r>
+          </w:p>
+        </w:tc>
+      </w:tr>
     </w:tbl>
     <w:p>
       <w:pPr>
@@ -7523,6 +7615,70 @@
           </w:p>
         </w:tc>
       </w:tr>
+      <w:tr>
+        <w:tc>
+          <w:tcPr>
+            <w:tcW w:type="dxa" w:w="2880"/>
+          </w:tcPr>
+          <w:p>
+            <w:r>
+              <w:t>azure_openai_api_key / _endpoint</w:t>
+            </w:r>
+          </w:p>
+        </w:tc>
+        <w:tc>
+          <w:tcPr>
+            <w:tcW w:type="dxa" w:w="2880"/>
+          </w:tcPr>
+          <w:p>
+            <w:r>
+              <w:t>"" (unset)</w:t>
+            </w:r>
+          </w:p>
+        </w:tc>
+        <w:tc>
+          <w:tcPr>
+            <w:tcW w:type="dxa" w:w="2880"/>
+          </w:tcPr>
+          <w:p>
+            <w:r>
+              <w:t>Same-model fallback to Azure OpenAI when the primary is exhausted or its circuit is open. Same model + params, so no accuracy shift (no benchmark needed).</w:t>
+            </w:r>
+          </w:p>
+        </w:tc>
+      </w:tr>
+      <w:tr>
+        <w:tc>
+          <w:tcPr>
+            <w:tcW w:type="dxa" w:w="2880"/>
+          </w:tcPr>
+          <w:p>
+            <w:r>
+              <w:t>llm_rate_limit_rpm</w:t>
+            </w:r>
+          </w:p>
+        </w:tc>
+        <w:tc>
+          <w:tcPr>
+            <w:tcW w:type="dxa" w:w="2880"/>
+          </w:tcPr>
+          <w:p>
+            <w:r>
+              <w:t>0 (off)</w:t>
+            </w:r>
+          </w:p>
+        </w:tc>
+        <w:tc>
+          <w:tcPr>
+            <w:tcW w:type="dxa" w:w="2880"/>
+          </w:tcPr>
+          <w:p>
+            <w:r>
+              <w:t>Per-process token-bucket ahead of the fan-out that smooths the per-role burst against the account requests-per-minute ceiling.</w:t>
+            </w:r>
+          </w:p>
+        </w:tc>
+      </w:tr>
     </w:tbl>
     <w:p>
       <w:pPr>
@@ -7570,7 +7726,7 @@
           <w:i w:val="0"/>
           <w:sz w:val="21"/>
         </w:rPr>
-        <w:t>The AI model is GPT-4.1-mini for every stage by default (openai_model). Model tiering (A.2) only changes the three simple section agents, and only when openai_model_fast is set. Decoding stays deterministic (temperature 0, fixed seed) throughout.</w:t>
+        <w:t>The AI model is GPT-4.1-mini for every stage by default (openai_model). Model tiering (A.2) only changes the three simple section agents, and only when openai_model_fast is set. Decoding stays deterministic (temperature 0, fixed seed) throughout. Every model call runs through one shared executor (app/services/llm) that adds retry/backoff on transient faults and a circuit breaker; an optional Azure fallback uses the SAME model, so it does not shift accuracy.</w:t>
       </w:r>
     </w:p>
     <w:p>
